--- a/description/Описание для вывода в полярных координатах.docx
+++ b/description/Описание для вывода в полярных координатах.docx
@@ -778,16 +778,7 @@
         </w:numPr>
       </w:pPr>
       <w:r>
-        <w:t xml:space="preserve">Умножить </w:t>
-      </w:r>
-      <w:r>
-        <w:t>все значения сил света</w:t>
-      </w:r>
-      <w:r>
-        <w:t xml:space="preserve"> на множитель</w:t>
-      </w:r>
-      <w:r>
-        <w:t>.</w:t>
+        <w:t>Умножить все значения сил света на множитель.</w:t>
       </w:r>
     </w:p>
     <w:p>
@@ -856,10 +847,7 @@
         <w:t>. Толщину линии подобрать. Нулевой угол внизу.</w:t>
       </w:r>
     </w:p>
-    <w:p>
-      <w:bookmarkStart w:id="0" w:name="_GoBack"/>
-      <w:bookmarkEnd w:id="0"/>
-    </w:p>
+    <w:p/>
     <w:p/>
     <w:p/>
     <w:tbl>
@@ -1254,24 +1242,237 @@
     <w:p>
       <w:pPr>
         <w:spacing w:after="0" w:line="240" w:lineRule="auto"/>
+        <w:rPr>
+          <w:lang w:val="en-US"/>
+        </w:rPr>
       </w:pPr>
       <w:proofErr w:type="spellStart"/>
-      <w:r>
+      <w:proofErr w:type="gramStart"/>
+      <w:r>
+        <w:rPr>
+          <w:lang w:val="en-US"/>
+        </w:rPr>
         <w:t>ax.ThetaZeroLocation</w:t>
       </w:r>
       <w:proofErr w:type="spellEnd"/>
-      <w:r>
-        <w:t xml:space="preserve"> = '</w:t>
+      <w:proofErr w:type="gramEnd"/>
+      <w:r>
+        <w:rPr>
+          <w:lang w:val="en-US"/>
+        </w:rPr>
+        <w:t xml:space="preserve"> = 'bottom';</w:t>
+      </w:r>
+    </w:p>
+    <w:p>
+      <w:pPr>
+        <w:rPr>
+          <w:lang w:val="en-US"/>
+        </w:rPr>
+      </w:pPr>
+    </w:p>
+    <w:p>
+      <w:pPr>
+        <w:rPr>
+          <w:lang w:val="en-US"/>
+        </w:rPr>
+      </w:pPr>
+    </w:p>
+    <w:p>
+      <w:r>
+        <w:rPr>
+          <w:lang w:val="en-US"/>
+        </w:rPr>
+        <w:t>pi</w:t>
+      </w:r>
+      <w:r>
+        <w:t>*(</w:t>
       </w:r>
       <w:proofErr w:type="spellStart"/>
       <w:r>
-        <w:t>bottom</w:t>
+        <w:rPr>
+          <w:lang w:val="en-US"/>
+        </w:rPr>
+        <w:t>angleP</w:t>
       </w:r>
       <w:proofErr w:type="spellEnd"/>
       <w:r>
-        <w:t>';</w:t>
-      </w:r>
-    </w:p>
+        <w:t xml:space="preserve">+180)/180), </w:t>
+      </w:r>
+      <w:r>
+        <w:rPr>
+          <w:lang w:val="en-US"/>
+        </w:rPr>
+        <w:t>I</w:t>
+      </w:r>
+      <w:r>
+        <w:t>((</w:t>
+      </w:r>
+      <w:r>
+        <w:rPr>
+          <w:lang w:val="en-US"/>
+        </w:rPr>
+        <w:t>A</w:t>
+      </w:r>
+      <w:r>
+        <w:t>+1)/</w:t>
+      </w:r>
+      <w:proofErr w:type="gramStart"/>
+      <w:r>
+        <w:t>2,:)</w:t>
+      </w:r>
+      <w:proofErr w:type="gramEnd"/>
+      <w:r>
+        <w:t xml:space="preserve"> </w:t>
+      </w:r>
+      <w:r>
+        <w:t>я</w:t>
+      </w:r>
+      <w:r>
+        <w:t xml:space="preserve"> </w:t>
+      </w:r>
+      <w:r>
+        <w:t>это</w:t>
+      </w:r>
+      <w:r>
+        <w:t xml:space="preserve"> </w:t>
+      </w:r>
+      <w:r>
+        <w:t>не</w:t>
+      </w:r>
+      <w:r>
+        <w:t xml:space="preserve"> </w:t>
+      </w:r>
+      <w:r>
+        <w:t>понимаю</w:t>
+      </w:r>
+    </w:p>
+    <w:p>
+      <w:r>
+        <w:t xml:space="preserve">Тут больше зависит от того, как выводить в оси. В моём примере я выводил две части кривой в азимутальной плоскости по отдельности (ниже на картинке – это красная часть (азимутальный угол 0), потом синяя (азимутальный угол 180). Делал так, потому что так введены данные в </w:t>
+      </w:r>
+      <w:proofErr w:type="spellStart"/>
+      <w:r>
+        <w:rPr>
+          <w:lang w:val="en-US"/>
+        </w:rPr>
+        <w:t>ies</w:t>
+      </w:r>
+      <w:proofErr w:type="spellEnd"/>
+      <w:r>
+        <w:t xml:space="preserve"> </w:t>
+      </w:r>
+      <w:r>
+        <w:t xml:space="preserve">файле – азимутальные углы </w:t>
+      </w:r>
+      <w:r>
+        <w:t>0-36</w:t>
+      </w:r>
+      <w:r>
+        <w:t xml:space="preserve">0, а полярные 0-180. Строка </w:t>
+      </w:r>
+      <w:r>
+        <w:rPr>
+          <w:lang w:val="en-US"/>
+        </w:rPr>
+        <w:t>pi</w:t>
+      </w:r>
+      <w:r>
+        <w:t>*(</w:t>
+      </w:r>
+      <w:proofErr w:type="spellStart"/>
+      <w:r>
+        <w:rPr>
+          <w:lang w:val="en-US"/>
+        </w:rPr>
+        <w:t>angleP</w:t>
+      </w:r>
+      <w:proofErr w:type="spellEnd"/>
+      <w:r>
+        <w:t xml:space="preserve">+180)/180), </w:t>
+      </w:r>
+      <w:r>
+        <w:rPr>
+          <w:lang w:val="en-US"/>
+        </w:rPr>
+        <w:t>I</w:t>
+      </w:r>
+      <w:r>
+        <w:t>((</w:t>
+      </w:r>
+      <w:r>
+        <w:rPr>
+          <w:lang w:val="en-US"/>
+        </w:rPr>
+        <w:t>A</w:t>
+      </w:r>
+      <w:r>
+        <w:t>+1)/</w:t>
+      </w:r>
+      <w:proofErr w:type="gramStart"/>
+      <w:r>
+        <w:t>2,:)</w:t>
+      </w:r>
+      <w:proofErr w:type="gramEnd"/>
+      <w:r>
+        <w:t xml:space="preserve"> как раз выводит синюю ветвь в углы 180-360 градусов</w:t>
+      </w:r>
+    </w:p>
+    <w:p>
+      <w:pPr>
+        <w:rPr>
+          <w:lang w:val="en-US"/>
+        </w:rPr>
+      </w:pPr>
+      <w:r>
+        <w:rPr>
+          <w:noProof/>
+        </w:rPr>
+        <w:drawing>
+          <wp:inline distT="0" distB="0" distL="0" distR="0" wp14:anchorId="541B8877" wp14:editId="247A7017">
+            <wp:extent cx="3037398" cy="2894797"/>
+            <wp:effectExtent l="0" t="0" r="0" b="1270"/>
+            <wp:docPr id="4" name="Рисунок 4"/>
+            <wp:cNvGraphicFramePr>
+              <a:graphicFrameLocks xmlns:a="http://schemas.openxmlformats.org/drawingml/2006/main" noChangeAspect="1"/>
+            </wp:cNvGraphicFramePr>
+            <a:graphic xmlns:a="http://schemas.openxmlformats.org/drawingml/2006/main">
+              <a:graphicData uri="http://schemas.openxmlformats.org/drawingml/2006/picture">
+                <pic:pic xmlns:pic="http://schemas.openxmlformats.org/drawingml/2006/picture">
+                  <pic:nvPicPr>
+                    <pic:cNvPr id="1" name=""/>
+                    <pic:cNvPicPr/>
+                  </pic:nvPicPr>
+                  <pic:blipFill>
+                    <a:blip r:embed="rId11"/>
+                    <a:stretch>
+                      <a:fillRect/>
+                    </a:stretch>
+                  </pic:blipFill>
+                  <pic:spPr>
+                    <a:xfrm>
+                      <a:off x="0" y="0"/>
+                      <a:ext cx="3052147" cy="2908853"/>
+                    </a:xfrm>
+                    <a:prstGeom prst="rect">
+                      <a:avLst/>
+                    </a:prstGeom>
+                  </pic:spPr>
+                </pic:pic>
+              </a:graphicData>
+            </a:graphic>
+          </wp:inline>
+        </w:drawing>
+      </w:r>
+    </w:p>
+    <w:p>
+      <w:bookmarkStart w:id="0" w:name="_GoBack"/>
+      <w:r>
+        <w:t>Можно сделать по-другому – сначала две части отсчётов склеить, а потом их сразу вывести в диапазоне углов 0-360 градусов.</w:t>
+      </w:r>
+    </w:p>
+    <w:bookmarkEnd w:id="0"/>
+    <w:p/>
+    <w:p/>
     <w:p/>
     <w:p/>
     <w:p/>
